--- a/CÔNG TY TNHH MỘT THÀNH VIÊN THƯƠNG MẠI XUẤT NHẬP KHẨU CỰ PHONG/HoSoGiaiThe_CuPhong_31-07-2026/CuPhong_UyQuyen.docx
+++ b/CÔNG TY TNHH MỘT THÀNH VIÊN THƯƠNG MẠI XUẤT NHẬP KHẨU CỰ PHONG/HoSoGiaiThe_CuPhong_31-07-2026/CuPhong_UyQuyen.docx
@@ -298,49 +298,10 @@
           <w:szCs w:val="24"/>
           <w:lang w:val="vi-VN"/>
         </w:rPr>
-        <w:t>Số 221/15, đường Huỳnh Văn Lũy, Khu phố 6, Phườ</w:t>
-      </w:r>
-      <w:r>
-        <w:rPr>
-          <w:rFonts w:ascii="Times New Roman" w:hAnsi="Times New Roman" w:cs="Times New Roman"/>
-          <w:color w:val="000000" w:themeColor="text1"/>
-          <w:sz w:val="24"/>
-          <w:szCs w:val="24"/>
-          <w:lang w:val="vi-VN"/>
-        </w:rPr>
-        <w:t>ng</w:t>
-      </w:r>
-      <w:r>
-        <w:rPr>
-          <w:rFonts w:ascii="Times New Roman" w:hAnsi="Times New Roman" w:cs="Times New Roman"/>
-          <w:color w:val="000000" w:themeColor="text1"/>
-          <w:sz w:val="24"/>
-          <w:szCs w:val="24"/>
-          <w:lang w:val="vi-VN"/>
-        </w:rPr>
-        <w:t xml:space="preserve"> Thủ Dầu Một, </w:t>
-      </w:r>
-      <w:r>
-        <w:rPr>
-          <w:rFonts w:ascii="Times New Roman" w:hAnsi="Times New Roman" w:cs="Times New Roman"/>
-          <w:color w:val="000000" w:themeColor="text1"/>
-          <w:sz w:val="24"/>
-          <w:szCs w:val="24"/>
-        </w:rPr>
-        <w:t>Thành phố Hồ Chí Minh</w:t>
+        <w:t>Số 98 Đại Lộ Bình Dương, Khu phố 7, Phường Phú Lợi, TP Hồ Chí Minh, Việt Nam</w:t>
       </w:r>
       <w:bookmarkStart w:id="0" w:name="_GoBack"/>
       <w:bookmarkEnd w:id="0"/>
-      <w:r>
-        <w:rPr>
-          <w:rFonts w:ascii="Times New Roman" w:hAnsi="Times New Roman" w:cs="Times New Roman"/>
-          <w:color w:val="000000" w:themeColor="text1"/>
-          <w:sz w:val="24"/>
-          <w:szCs w:val="24"/>
-          <w:lang w:val="vi-VN"/>
-        </w:rPr>
-        <w:t>, Việt Nam</w:t>
-      </w:r>
     </w:p>
     <w:p>
       <w:pPr>
@@ -362,6 +323,16 @@
         </w:rPr>
         <w:t xml:space="preserve">Điện thoại: </w:t>
       </w:r>
+      <w:r>
+        <w:rPr>
+          <w:rFonts w:ascii="Times New Roman" w:hAnsi="Times New Roman" w:cs="Times New Roman"/>
+          <w:color w:val="000000" w:themeColor="text1"/>
+          <w:sz w:val="24"/>
+          <w:szCs w:val="24"/>
+          <w:lang w:val="vi-VN"/>
+        </w:rPr>
+        <w:t>0907935553</w:t>
+      </w:r>
     </w:p>
     <w:p>
       <w:pPr>
@@ -382,6 +353,16 @@
           <w:lang w:val="vi-VN"/>
         </w:rPr>
         <w:t xml:space="preserve">Email: </w:t>
+      </w:r>
+      <w:r>
+        <w:rPr>
+          <w:rFonts w:ascii="Times New Roman" w:hAnsi="Times New Roman" w:cs="Times New Roman"/>
+          <w:color w:val="000000" w:themeColor="text1"/>
+          <w:sz w:val="24"/>
+          <w:szCs w:val="24"/>
+          <w:lang w:val="vi-VN"/>
+        </w:rPr>
+        <w:t>congtycuphong@gmail.com</w:t>
       </w:r>
     </w:p>
     <w:p>
